--- a/Works/9.Minutes of Meeting.docx
+++ b/Works/9.Minutes of Meeting.docx
@@ -373,7 +373,7 @@
                 <w:i w:val="0"/>
                 <w:sz w:val="20"/>
               </w:rPr>
-              <w:t>Git commit history (45 commits) plus the working session of 30 July 2026</w:t>
+              <w:t>Git commit history, 46 commits across 12 dates</w:t>
             </w:r>
           </w:p>
         </w:tc>
@@ -431,7 +431,7 @@
           <w:i w:val="0"/>
           <w:sz w:val="22"/>
         </w:rPr>
-        <w:t>Session 12 is the only session not derived from commits: its work was not committed at the time of writing, and it is recorded from the working session itself.</w:t>
+        <w:t>All twelve sessions are now anchored to commits. Session 12 was still uncommitted when this document was first drafted; its work landed as commit b4157d4 on branch docs/testing-and-project-documents, and the entry below has been updated to match.</w:t>
       </w:r>
     </w:p>
     <w:p>
@@ -1378,7 +1378,7 @@
                 <w:i w:val="0"/>
                 <w:sz w:val="20"/>
               </w:rPr>
-              <w:t>not yet committed</w:t>
+              <w:t>1 (b4157d4)</w:t>
             </w:r>
           </w:p>
         </w:tc>
@@ -5377,7 +5377,7 @@
                 <w:i w:val="0"/>
                 <w:sz w:val="20"/>
               </w:rPr>
-              <w:t>Not yet committed at time of writing</w:t>
+              <w:t>1 (b4157d4)</w:t>
             </w:r>
           </w:p>
         </w:tc>
@@ -5536,6 +5536,48 @@
       </w:r>
     </w:p>
     <w:p>
+      <w:pPr>
+        <w:pStyle w:val="ListBullet"/>
+      </w:pPr>
+      <w:r>
+        <w:rPr>
+          <w:rFonts w:ascii="Times New Roman" w:hAnsi="Times New Roman"/>
+          <w:b w:val="0"/>
+          <w:i w:val="0"/>
+          <w:sz w:val="22"/>
+        </w:rPr>
+        <w:t>Renamed 8.Minutes of Meeting to 8.Minutes of Meeting (Template) and retitled it inside, so the blank form cannot be mistaken for the filled record.</w:t>
+      </w:r>
+    </w:p>
+    <w:p>
+      <w:pPr>
+        <w:pStyle w:val="ListBullet"/>
+      </w:pPr>
+      <w:r>
+        <w:rPr>
+          <w:rFonts w:ascii="Times New Roman" w:hAnsi="Times New Roman"/>
+          <w:b w:val="0"/>
+          <w:i w:val="0"/>
+          <w:sz w:val="22"/>
+        </w:rPr>
+        <w:t>Wrote 9.Minutes of Meeting covering all twelve sessions.</w:t>
+      </w:r>
+    </w:p>
+    <w:p>
+      <w:pPr>
+        <w:pStyle w:val="ListBullet"/>
+      </w:pPr>
+      <w:r>
+        <w:rPr>
+          <w:rFonts w:ascii="Times New Roman" w:hAnsi="Times New Roman"/>
+          <w:b w:val="0"/>
+          <w:i w:val="0"/>
+          <w:sz w:val="22"/>
+        </w:rPr>
+        <w:t>Committed the session as b4157d4 (167 files) on a new branch, docs/testing-and-project-documents.</w:t>
+      </w:r>
+    </w:p>
+    <w:p>
       <w:r>
         <w:rPr>
           <w:rFonts w:ascii="Times New Roman" w:hAnsi="Times New Roman"/>
@@ -5617,6 +5659,48 @@
       </w:r>
     </w:p>
     <w:p>
+      <w:pPr>
+        <w:pStyle w:val="ListBullet"/>
+      </w:pPr>
+      <w:r>
+        <w:rPr>
+          <w:rFonts w:ascii="Times New Roman" w:hAnsi="Times New Roman"/>
+          <w:b w:val="0"/>
+          <w:i w:val="0"/>
+          <w:sz w:val="22"/>
+        </w:rPr>
+        <w:t>The work goes on its own branch rather than onto the existing feature branch, so the documentation set can be reviewed as one unit.</w:t>
+      </w:r>
+    </w:p>
+    <w:p>
+      <w:pPr>
+        <w:pStyle w:val="ListBullet"/>
+      </w:pPr>
+      <w:r>
+        <w:rPr>
+          <w:rFonts w:ascii="Times New Roman" w:hAnsi="Times New Roman"/>
+          <w:b w:val="0"/>
+          <w:i w:val="0"/>
+          <w:sz w:val="22"/>
+        </w:rPr>
+        <w:t>The two screenshot folders are committed as they stand rather than merged. The 49 EVIDENCE hyperlinks pointing at the old screenshots/ path are left broken for now and recorded as a known gap in the commit message, so the problem is visible in the history instead of being quietly carried forward.</w:t>
+      </w:r>
+    </w:p>
+    <w:p>
+      <w:pPr>
+        <w:pStyle w:val="ListBullet"/>
+      </w:pPr>
+      <w:r>
+        <w:rPr>
+          <w:rFonts w:ascii="Times New Roman" w:hAnsi="Times New Roman"/>
+          <w:b w:val="0"/>
+          <w:i w:val="0"/>
+          <w:sz w:val="22"/>
+        </w:rPr>
+        <w:t>screenshots_new/ is the current set. It does not contain files 40 to 50, so the eleven browser-driven cases lose their images until the folders are reconciled.</w:t>
+      </w:r>
+    </w:p>
+    <w:p>
       <w:r>
         <w:rPr>
           <w:rFonts w:ascii="Times New Roman" w:hAnsi="Times New Roman"/>
@@ -5638,7 +5722,7 @@
           <w:i w:val="0"/>
           <w:sz w:val="22"/>
         </w:rPr>
-        <w:t>143 of 147 test rows complete with evidence, documents 1 to 9 in place, and the rename plan written down for after the presentation.</w:t>
+        <w:t>143 of 147 test rows complete with evidence, documents 1 to 9 in place, the rename plan written down for after the presentation, and the whole set committed as b4157d4.</w:t>
       </w:r>
     </w:p>
     <w:p/>
